--- a/resources/exemple/contenus/Moyens matériels.docx
+++ b/resources/exemple/contenus/Moyens matériels.docx
@@ -182,6 +182,7 @@
                 <w14:ligatures w14:val="none"/>
               </w:rPr>
             </w:pPr>
+            <w:proofErr w:type="spellStart"/>
             <w:r>
               <w:rPr>
                 <w:rFonts w:ascii="Calibri" w:eastAsia="Calibri" w:hAnsi="Calibri" w:cs="Times New Roman"/>
@@ -190,6 +191,7 @@
               </w:rPr>
               <w:t>Mini-pelle</w:t>
             </w:r>
+            <w:proofErr w:type="spellEnd"/>
           </w:p>
         </w:tc>
         <w:tc>
@@ -428,7 +430,25 @@
                 <w:kern w:val="0"/>
                 <w14:ligatures w14:val="none"/>
               </w:rPr>
-              <w:t>Multimètre, pince ampèremétrique, contrôleur d'isolement</w:t>
+              <w:t xml:space="preserve">Multimètre, pince </w:t>
+            </w:r>
+            <w:proofErr w:type="spellStart"/>
+            <w:r>
+              <w:rPr>
+                <w:rFonts w:ascii="Calibri" w:eastAsia="Calibri" w:hAnsi="Calibri" w:cs="Times New Roman"/>
+                <w:kern w:val="0"/>
+                <w14:ligatures w14:val="none"/>
+              </w:rPr>
+              <w:t>ampèremétrique</w:t>
+            </w:r>
+            <w:proofErr w:type="spellEnd"/>
+            <w:r>
+              <w:rPr>
+                <w:rFonts w:ascii="Calibri" w:eastAsia="Calibri" w:hAnsi="Calibri" w:cs="Times New Roman"/>
+                <w:kern w:val="0"/>
+                <w14:ligatures w14:val="none"/>
+              </w:rPr>
+              <w:t>, contrôleur d'isolement</w:t>
             </w:r>
           </w:p>
         </w:tc>
@@ -2090,26 +2110,6 @@
           <w14:ligatures w14:val="none"/>
         </w:rPr>
       </w:pPr>
-    </w:p>
-    <w:p>
-      <w:pPr>
-        <w:tabs>
-          <w:tab w:val="left" w:pos="580"/>
-        </w:tabs>
-        <w:autoSpaceDE w:val="0"/>
-        <w:autoSpaceDN w:val="0"/>
-        <w:adjustRightInd w:val="0"/>
-        <w:spacing w:before="100" w:after="100" w:line="240" w:lineRule="auto"/>
-        <w:ind w:right="81"/>
-        <w:rPr>
-          <w:rFonts w:ascii="Times New Roman" w:eastAsia="Calibri" w:hAnsi="Times New Roman" w:cs="Times New Roman"/>
-          <w:kern w:val="0"/>
-          <w:sz w:val="24"/>
-          <w:szCs w:val="24"/>
-          <w:u w:val="single"/>
-          <w14:ligatures w14:val="none"/>
-        </w:rPr>
-      </w:pPr>
       <w:r>
         <w:rPr>
           <w:rFonts w:ascii="Times New Roman" w:eastAsia="Calibri" w:hAnsi="Times New Roman" w:cs="Times New Roman"/>
@@ -2120,11 +2120,10 @@
           <w:lang w:eastAsia="fr-FR"/>
           <w14:ligatures w14:val="none"/>
         </w:rPr>
-        <w:lastRenderedPageBreak/>
         <w:drawing>
           <wp:inline distT="0" distB="0" distL="0" distR="0" wp14:anchorId="470186F1" wp14:editId="20A2A637">
-            <wp:extent cx="5367020" cy="1753060"/>
-            <wp:effectExtent l="0" t="0" r="5080" b="0"/>
+            <wp:extent cx="5184251" cy="1693362"/>
+            <wp:effectExtent l="0" t="0" r="0" b="2540"/>
             <wp:docPr id="11" name="Image 11"/>
             <wp:cNvGraphicFramePr>
               <a:graphicFrameLocks xmlns:a="http://schemas.openxmlformats.org/drawingml/2006/main" noChangeAspect="1"/>
@@ -2145,7 +2144,7 @@
                   <pic:spPr>
                     <a:xfrm>
                       <a:off x="0" y="0"/>
-                      <a:ext cx="5385412" cy="1759068"/>
+                      <a:ext cx="5210792" cy="1702031"/>
                     </a:xfrm>
                     <a:prstGeom prst="rect">
                       <a:avLst/>
@@ -2157,29 +2156,6 @@
           </wp:inline>
         </w:drawing>
       </w:r>
-    </w:p>
-    <w:p>
-      <w:pPr>
-        <w:spacing w:after="200" w:line="276" w:lineRule="auto"/>
-        <w:rPr>
-          <w:rFonts w:ascii="Cambria" w:eastAsia="Times New Roman" w:hAnsi="Cambria" w:cs="Times New Roman"/>
-          <w:color w:val="365F91"/>
-          <w:kern w:val="0"/>
-          <w:sz w:val="26"/>
-          <w:szCs w:val="26"/>
-          <w14:ligatures w14:val="none"/>
-        </w:rPr>
-      </w:pPr>
-      <w:r>
-        <w:rPr>
-          <w:rFonts w:ascii="Calibri" w:eastAsia="Calibri" w:hAnsi="Calibri" w:cs="Times New Roman"/>
-          <w:kern w:val="0"/>
-          <w14:ligatures w14:val="none"/>
-        </w:rPr>
-        <w:br w:type="page"/>
-      </w:r>
-    </w:p>
-    <w:p>
       <w:bookmarkStart w:id="0" w:name="_GoBack"/>
       <w:bookmarkEnd w:id="0"/>
     </w:p>
